--- a/Prompt_curriculo.docx
+++ b/Prompt_curriculo.docx
@@ -1693,6 +1693,160 @@
         <w:t xml:space="preserve"> irá gerar o currículo diretamente no documento.</w:t>
       </w:r>
     </w:p>
+    <w:p/>
+    <w:p/>
+    <w:p/>
+    <w:p/>
+    <w:p/>
+    <w:p/>
+    <w:p/>
+    <w:p/>
+    <w:p>
+      <w:r>
+        <w:rPr>
+          <w:b/>
+          <w:bCs/>
+        </w:rPr>
+        <w:lastRenderedPageBreak/>
+        <w:t>1. Medida para cor do segmento (09:28):</w:t>
+      </w:r>
+      <w:r>
+        <w:t xml:space="preserve"> Esta medida define cores específicas para categorias de produtos usando a função SWITCH: </w:t>
+      </w:r>
+      <w:proofErr w:type="spellStart"/>
+      <w:r>
+        <w:t>dax</w:t>
+      </w:r>
+      <w:proofErr w:type="spellEnd"/>
+      <w:r>
+        <w:t xml:space="preserve"> Cor do segmento = SWITCH(SELECTEDVALUE('Tabela'[Segmento]), "Bebidas", "#HexCode1", "Cafés matinais", "#HexCode2", "Doces e snack", "#HexCode3", "Mercearia", "#HexCode4", "#</w:t>
+      </w:r>
+      <w:proofErr w:type="spellStart"/>
+      <w:r>
+        <w:t>CinzaPadrao</w:t>
+      </w:r>
+      <w:proofErr w:type="spellEnd"/>
+      <w:r>
+        <w:t>")</w:t>
+      </w:r>
+    </w:p>
+    <w:p>
+      <w:r>
+        <w:rPr>
+          <w:b/>
+          <w:bCs/>
+        </w:rPr>
+        <w:t>2. Tabela Auxiliar de Legenda (13:35):</w:t>
+      </w:r>
+      <w:r>
+        <w:t xml:space="preserve"> Para o gráfico de faturamento versus meta, foi criada uma tabela calculada: Legenda Meta = DATATABLE("Status", STRING, {{"Meta atingida"}, {{"Meta não atingida"}}})</w:t>
+      </w:r>
+    </w:p>
+    <w:p>
+      <w:r>
+        <w:rPr>
+          <w:b/>
+          <w:bCs/>
+        </w:rPr>
+        <w:t>3. Medida de Status da Meta (14:26):</w:t>
+      </w:r>
+      <w:r>
+        <w:t xml:space="preserve"> </w:t>
+      </w:r>
+      <w:proofErr w:type="spellStart"/>
+      <w:r>
+        <w:t>dax</w:t>
+      </w:r>
+      <w:proofErr w:type="spellEnd"/>
+      <w:r>
+        <w:t xml:space="preserve"> Status da meta = VAR Percentual = [Medida Atingimento Meta] RETURN SWITCH(TRUE(), ISBLANK(Percentual), BLANK(), Percentual &gt;= 1, "Meta atingida", "Meta não atingida")</w:t>
+      </w:r>
+    </w:p>
+    <w:p>
+      <w:r>
+        <w:rPr>
+          <w:b/>
+          <w:bCs/>
+        </w:rPr>
+        <w:t>4. Medida de Faturamento com Status (15:20):</w:t>
+      </w:r>
+      <w:r>
+        <w:t xml:space="preserve"> Esta medida filtra o faturamento para exibir apenas no contexto do status selecionado na legenda: </w:t>
+      </w:r>
+      <w:proofErr w:type="spellStart"/>
+      <w:r>
+        <w:t>dax</w:t>
+      </w:r>
+      <w:proofErr w:type="spellEnd"/>
+      <w:r>
+        <w:t xml:space="preserve"> Faturamento por status = VAR </w:t>
+      </w:r>
+      <w:proofErr w:type="spellStart"/>
+      <w:r>
+        <w:t>StatusSelecionado</w:t>
+      </w:r>
+      <w:proofErr w:type="spellEnd"/>
+      <w:r>
+        <w:t xml:space="preserve"> = SELECTEDVALUE('Legenda Meta'[Status]) VAR Valor = [Faturamento] RETURN IF(</w:t>
+      </w:r>
+      <w:proofErr w:type="spellStart"/>
+      <w:r>
+        <w:t>StatusSelecionado</w:t>
+      </w:r>
+      <w:proofErr w:type="spellEnd"/>
+      <w:r>
+        <w:t xml:space="preserve"> = [Status da meta], Valor, BLANK())</w:t>
+      </w:r>
+    </w:p>
+    <w:p>
+      <w:r>
+        <w:rPr>
+          <w:b/>
+          <w:bCs/>
+        </w:rPr>
+        <w:t>5. Medida de Cor para o Status da Meta (18:26):</w:t>
+      </w:r>
+      <w:r>
+        <w:t xml:space="preserve"> Define a cor verde ou vermelha com base no status: </w:t>
+      </w:r>
+      <w:proofErr w:type="spellStart"/>
+      <w:r>
+        <w:t>dax</w:t>
+      </w:r>
+      <w:proofErr w:type="spellEnd"/>
+      <w:r>
+        <w:t xml:space="preserve"> Cor status meta = SWITCH(SELECTEDVALUE('Legenda Meta'[Status]), "Meta atingida", "#Verde", "Meta não atingida", "#Vermelho")</w:t>
+      </w:r>
+    </w:p>
+    <w:p>
+      <w:r>
+        <w:rPr>
+          <w:b/>
+          <w:bCs/>
+        </w:rPr>
+        <w:t>Dica de Documentação (23:18):</w:t>
+      </w:r>
+      <w:r>
+        <w:t xml:space="preserve"> A criadora destaca que agora, no modo de exibição de </w:t>
+      </w:r>
+      <w:r>
+        <w:rPr>
+          <w:b/>
+          <w:bCs/>
+        </w:rPr>
+        <w:t>Consultas DAX</w:t>
+      </w:r>
+      <w:r>
+        <w:t>, você pode inserir comentários diretamente no código da medida usando // ou /* ... */, que serão refletidos na descrição do modelo de dados ao atualizar.</w:t>
+      </w:r>
+    </w:p>
+    <w:p/>
+    <w:p/>
+    <w:p/>
+    <w:p/>
+    <w:p/>
+    <w:p/>
+    <w:p/>
     <w:p/>
     <w:p/>
     <w:p/>
@@ -1853,7 +2007,7 @@
               <v:stroke joinstyle="miter"/>
               <v:path gradientshapeok="t" o:connecttype="rect"/>
             </v:shapetype>
-            <v:shape id="Caixa de Texto 2" o:spid="_x0000_s1026" type="#_x0000_t202" alt="*** Clasificado CORPORATIVO por TELEFÓNICA. *** Classified CORPORATE by TELEFÓNICA.&#10;*** Classificado como CORPORATIVO pela TELEFÓNICA. *** Von TELEFÓNICA als UNTERNEHMENSINTERN eingestuft." style="position:absolute;margin-left:0;margin-top:0;width:304.75pt;height:31.95pt;z-index:251659264;visibility:visible;mso-wrap-style:none;mso-wrap-distance-left:0;mso-wrap-distance-top:0;mso-wrap-distance-right:0;mso-wrap-distance-bottom:0;mso-position-horizontal:left;mso-position-horizontal-relative:page;mso-position-vertical:bottom;mso-position-vertical-relative:page;v-text-anchor:bottom" o:gfxdata="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" filled="f" stroked="f">
+            <v:shape id="Caixa de Texto 2" o:spid="_x0000_s1026" type="#_x0000_t202" alt="*** Clasificado CORPORATIVO por TELEFÓNICA. *** Classified CORPORATE by TELEFÓNICA.&#10;*** Classificado como CORPORATIVO pela TELEFÓNICA. *** Von TELEFÓNICA als UNTERNEHMENSINTERN eingestuft." style="position:absolute;margin-left:0;margin-top:0;width:304.75pt;height:31.95pt;z-index:251659264;visibility:visible;mso-wrap-style:none;mso-wrap-distance-left:0;mso-wrap-distance-top:0;mso-wrap-distance-right:0;mso-wrap-distance-bottom:0;mso-position-horizontal:left;mso-position-horizontal-relative:page;mso-position-vertical:bottom;mso-position-vertical-relative:page;v-text-anchor:bottom" o:gfxdata="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" filled="f" stroked="f">
               <v:fill o:detectmouseclick="t"/>
               <v:textbox style="mso-fit-shape-to-text:t" inset="20pt,0,0,15pt">
                 <w:txbxContent>
@@ -2028,7 +2182,7 @@
               <v:stroke joinstyle="miter"/>
               <v:path gradientshapeok="t" o:connecttype="rect"/>
             </v:shapetype>
-            <v:shape id="Caixa de Texto 3" o:spid="_x0000_s1027" type="#_x0000_t202" alt="*** Clasificado CORPORATIVO por TELEFÓNICA. *** Classified CORPORATE by TELEFÓNICA.&#10;*** Classificado como CORPORATIVO pela TELEFÓNICA. *** Von TELEFÓNICA als UNTERNEHMENSINTERN eingestuft." style="position:absolute;margin-left:0;margin-top:0;width:304.75pt;height:31.95pt;z-index:251660288;visibility:visible;mso-wrap-style:none;mso-wrap-distance-left:0;mso-wrap-distance-top:0;mso-wrap-distance-right:0;mso-wrap-distance-bottom:0;mso-position-horizontal:left;mso-position-horizontal-relative:page;mso-position-vertical:bottom;mso-position-vertical-relative:page;v-text-anchor:bottom" o:gfxdata="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" filled="f" stroked="f">
+            <v:shape id="Caixa de Texto 3" o:spid="_x0000_s1027" type="#_x0000_t202" alt="*** Clasificado CORPORATIVO por TELEFÓNICA. *** Classified CORPORATE by TELEFÓNICA.&#10;*** Classificado como CORPORATIVO pela TELEFÓNICA. *** Von TELEFÓNICA als UNTERNEHMENSINTERN eingestuft." style="position:absolute;margin-left:0;margin-top:0;width:304.75pt;height:31.95pt;z-index:251660288;visibility:visible;mso-wrap-style:none;mso-wrap-distance-left:0;mso-wrap-distance-top:0;mso-wrap-distance-right:0;mso-wrap-distance-bottom:0;mso-position-horizontal:left;mso-position-horizontal-relative:page;mso-position-vertical:bottom;mso-position-vertical-relative:page;v-text-anchor:bottom" o:gfxdata="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" filled="f" stroked="f">
               <v:fill o:detectmouseclick="t"/>
               <v:textbox style="mso-fit-shape-to-text:t" inset="20pt,0,0,15pt">
                 <w:txbxContent>
@@ -2203,7 +2357,7 @@
               <v:stroke joinstyle="miter"/>
               <v:path gradientshapeok="t" o:connecttype="rect"/>
             </v:shapetype>
-            <v:shape id="Caixa de Texto 1" o:spid="_x0000_s1028" type="#_x0000_t202" alt="*** Clasificado CORPORATIVO por TELEFÓNICA. *** Classified CORPORATE by TELEFÓNICA.&#10;*** Classificado como CORPORATIVO pela TELEFÓNICA. *** Von TELEFÓNICA als UNTERNEHMENSINTERN eingestuft." style="position:absolute;margin-left:0;margin-top:0;width:304.75pt;height:31.95pt;z-index:251658240;visibility:visible;mso-wrap-style:none;mso-wrap-distance-left:0;mso-wrap-distance-top:0;mso-wrap-distance-right:0;mso-wrap-distance-bottom:0;mso-position-horizontal:left;mso-position-horizontal-relative:page;mso-position-vertical:bottom;mso-position-vertical-relative:page;v-text-anchor:bottom" o:gfxdata="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" filled="f" stroked="f">
+            <v:shape id="Caixa de Texto 1" o:spid="_x0000_s1028" type="#_x0000_t202" alt="*** Clasificado CORPORATIVO por TELEFÓNICA. *** Classified CORPORATE by TELEFÓNICA.&#10;*** Classificado como CORPORATIVO pela TELEFÓNICA. *** Von TELEFÓNICA als UNTERNEHMENSINTERN eingestuft." style="position:absolute;margin-left:0;margin-top:0;width:304.75pt;height:31.95pt;z-index:251658240;visibility:visible;mso-wrap-style:none;mso-wrap-distance-left:0;mso-wrap-distance-top:0;mso-wrap-distance-right:0;mso-wrap-distance-bottom:0;mso-position-horizontal:left;mso-position-horizontal-relative:page;mso-position-vertical:bottom;mso-position-vertical-relative:page;v-text-anchor:bottom" o:gfxdata="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" filled="f" stroked="f">
               <v:fill o:detectmouseclick="t"/>
               <v:textbox style="mso-fit-shape-to-text:t" inset="20pt,0,0,15pt">
                 <w:txbxContent>
@@ -3611,6 +3765,28 @@
     <w:uiPriority w:val="99"/>
     <w:rsid w:val="003E0F05"/>
   </w:style>
+  <w:style w:type="paragraph" w:styleId="Cabealho">
+    <w:name w:val="header"/>
+    <w:basedOn w:val="Normal"/>
+    <w:link w:val="CabealhoChar"/>
+    <w:uiPriority w:val="99"/>
+    <w:unhideWhenUsed/>
+    <w:rsid w:val="0028433B"/>
+    <w:pPr>
+      <w:tabs>
+        <w:tab w:val="center" w:pos="4252"/>
+        <w:tab w:val="right" w:pos="8504"/>
+      </w:tabs>
+      <w:spacing w:after="0" w:line="240" w:lineRule="auto"/>
+    </w:pPr>
+  </w:style>
+  <w:style w:type="character" w:customStyle="1" w:styleId="CabealhoChar">
+    <w:name w:val="Cabeçalho Char"/>
+    <w:basedOn w:val="Fontepargpadro"/>
+    <w:link w:val="Cabealho"/>
+    <w:uiPriority w:val="99"/>
+    <w:rsid w:val="0028433B"/>
+  </w:style>
 </w:styles>
 </file>
 
